--- a/tillsyn/A 954-2025 tillsynsbegäran.docx
+++ b/tillsyn/A 954-2025 tillsynsbegäran.docx
@@ -617,7 +617,7 @@
     <w:r>
       <w:tab/>
       <w:tab/>
-      <w:t>2025-02-05</w:t>
+      <w:t>2025-02-06</w:t>
       <w:br/>
       <w:br/>
     </w:r>

--- a/tillsyn/A 954-2025 tillsynsbegäran.docx
+++ b/tillsyn/A 954-2025 tillsynsbegäran.docx
@@ -617,7 +617,7 @@
     <w:r>
       <w:tab/>
       <w:tab/>
-      <w:t>2025-02-06</w:t>
+      <w:t>2025-02-07</w:t>
       <w:br/>
       <w:br/>
     </w:r>

--- a/tillsyn/A 954-2025 tillsynsbegäran.docx
+++ b/tillsyn/A 954-2025 tillsynsbegäran.docx
@@ -617,7 +617,7 @@
     <w:r>
       <w:tab/>
       <w:tab/>
-      <w:t>2025-02-07</w:t>
+      <w:t>2025-02-08</w:t>
       <w:br/>
       <w:br/>
     </w:r>

--- a/tillsyn/A 954-2025 tillsynsbegäran.docx
+++ b/tillsyn/A 954-2025 tillsynsbegäran.docx
@@ -617,7 +617,7 @@
     <w:r>
       <w:tab/>
       <w:tab/>
-      <w:t>2025-02-08</w:t>
+      <w:t>2025-02-09</w:t>
       <w:br/>
       <w:br/>
     </w:r>

--- a/tillsyn/A 954-2025 tillsynsbegäran.docx
+++ b/tillsyn/A 954-2025 tillsynsbegäran.docx
@@ -617,7 +617,7 @@
     <w:r>
       <w:tab/>
       <w:tab/>
-      <w:t>2025-02-09</w:t>
+      <w:t>2025-02-10</w:t>
       <w:br/>
       <w:br/>
     </w:r>

--- a/tillsyn/A 954-2025 tillsynsbegäran.docx
+++ b/tillsyn/A 954-2025 tillsynsbegäran.docx
@@ -617,7 +617,7 @@
     <w:r>
       <w:tab/>
       <w:tab/>
-      <w:t>2025-02-10</w:t>
+      <w:t>2025-02-11</w:t>
       <w:br/>
       <w:br/>
     </w:r>

--- a/tillsyn/A 954-2025 tillsynsbegäran.docx
+++ b/tillsyn/A 954-2025 tillsynsbegäran.docx
@@ -617,7 +617,7 @@
     <w:r>
       <w:tab/>
       <w:tab/>
-      <w:t>2025-02-11</w:t>
+      <w:t>2025-02-12</w:t>
       <w:br/>
       <w:br/>
     </w:r>

--- a/tillsyn/A 954-2025 tillsynsbegäran.docx
+++ b/tillsyn/A 954-2025 tillsynsbegäran.docx
@@ -617,7 +617,7 @@
     <w:r>
       <w:tab/>
       <w:tab/>
-      <w:t>2025-02-12</w:t>
+      <w:t>2025-02-13</w:t>
       <w:br/>
       <w:br/>
     </w:r>

--- a/tillsyn/A 954-2025 tillsynsbegäran.docx
+++ b/tillsyn/A 954-2025 tillsynsbegäran.docx
@@ -617,7 +617,7 @@
     <w:r>
       <w:tab/>
       <w:tab/>
-      <w:t>2025-02-13</w:t>
+      <w:t>2025-02-14</w:t>
       <w:br/>
       <w:br/>
     </w:r>

--- a/tillsyn/A 954-2025 tillsynsbegäran.docx
+++ b/tillsyn/A 954-2025 tillsynsbegäran.docx
@@ -617,7 +617,7 @@
     <w:r>
       <w:tab/>
       <w:tab/>
-      <w:t>2025-02-14</w:t>
+      <w:t>2025-02-15</w:t>
       <w:br/>
       <w:br/>
     </w:r>

--- a/tillsyn/A 954-2025 tillsynsbegäran.docx
+++ b/tillsyn/A 954-2025 tillsynsbegäran.docx
@@ -617,7 +617,7 @@
     <w:r>
       <w:tab/>
       <w:tab/>
-      <w:t>2025-02-15</w:t>
+      <w:t>2025-02-16</w:t>
       <w:br/>
       <w:br/>
     </w:r>

--- a/tillsyn/A 954-2025 tillsynsbegäran.docx
+++ b/tillsyn/A 954-2025 tillsynsbegäran.docx
@@ -617,7 +617,7 @@
     <w:r>
       <w:tab/>
       <w:tab/>
-      <w:t>2025-02-16</w:t>
+      <w:t>2025-02-17</w:t>
       <w:br/>
       <w:br/>
     </w:r>

--- a/tillsyn/A 954-2025 tillsynsbegäran.docx
+++ b/tillsyn/A 954-2025 tillsynsbegäran.docx
@@ -617,7 +617,7 @@
     <w:r>
       <w:tab/>
       <w:tab/>
-      <w:t>2025-02-17</w:t>
+      <w:t>2025-02-18</w:t>
       <w:br/>
       <w:br/>
     </w:r>

--- a/tillsyn/A 954-2025 tillsynsbegäran.docx
+++ b/tillsyn/A 954-2025 tillsynsbegäran.docx
@@ -617,7 +617,7 @@
     <w:r>
       <w:tab/>
       <w:tab/>
-      <w:t>2025-02-18</w:t>
+      <w:t>2025-02-19</w:t>
       <w:br/>
       <w:br/>
     </w:r>

--- a/tillsyn/A 954-2025 tillsynsbegäran.docx
+++ b/tillsyn/A 954-2025 tillsynsbegäran.docx
@@ -617,7 +617,7 @@
     <w:r>
       <w:tab/>
       <w:tab/>
-      <w:t>2025-02-19</w:t>
+      <w:t>2025-02-20</w:t>
       <w:br/>
       <w:br/>
     </w:r>

--- a/tillsyn/A 954-2025 tillsynsbegäran.docx
+++ b/tillsyn/A 954-2025 tillsynsbegäran.docx
@@ -617,7 +617,7 @@
     <w:r>
       <w:tab/>
       <w:tab/>
-      <w:t>2025-02-20</w:t>
+      <w:t>2025-02-21</w:t>
       <w:br/>
       <w:br/>
     </w:r>

--- a/tillsyn/A 954-2025 tillsynsbegäran.docx
+++ b/tillsyn/A 954-2025 tillsynsbegäran.docx
@@ -617,7 +617,7 @@
     <w:r>
       <w:tab/>
       <w:tab/>
-      <w:t>2025-02-21</w:t>
+      <w:t>2025-02-22</w:t>
       <w:br/>
       <w:br/>
     </w:r>

--- a/tillsyn/A 954-2025 tillsynsbegäran.docx
+++ b/tillsyn/A 954-2025 tillsynsbegäran.docx
@@ -617,7 +617,7 @@
     <w:r>
       <w:tab/>
       <w:tab/>
-      <w:t>2025-02-22</w:t>
+      <w:t>2025-02-23</w:t>
       <w:br/>
       <w:br/>
     </w:r>

--- a/tillsyn/A 954-2025 tillsynsbegäran.docx
+++ b/tillsyn/A 954-2025 tillsynsbegäran.docx
@@ -617,7 +617,7 @@
     <w:r>
       <w:tab/>
       <w:tab/>
-      <w:t>2025-02-23</w:t>
+      <w:t>2025-02-24</w:t>
       <w:br/>
       <w:br/>
     </w:r>

--- a/tillsyn/A 954-2025 tillsynsbegäran.docx
+++ b/tillsyn/A 954-2025 tillsynsbegäran.docx
@@ -617,7 +617,7 @@
     <w:r>
       <w:tab/>
       <w:tab/>
-      <w:t>2025-02-24</w:t>
+      <w:t>2025-02-25</w:t>
       <w:br/>
       <w:br/>
     </w:r>

--- a/tillsyn/A 954-2025 tillsynsbegäran.docx
+++ b/tillsyn/A 954-2025 tillsynsbegäran.docx
@@ -617,7 +617,7 @@
     <w:r>
       <w:tab/>
       <w:tab/>
-      <w:t>2025-02-25</w:t>
+      <w:t>2025-02-26</w:t>
       <w:br/>
       <w:br/>
     </w:r>

--- a/tillsyn/A 954-2025 tillsynsbegäran.docx
+++ b/tillsyn/A 954-2025 tillsynsbegäran.docx
@@ -617,7 +617,7 @@
     <w:r>
       <w:tab/>
       <w:tab/>
-      <w:t>2025-02-26</w:t>
+      <w:t>2025-02-27</w:t>
       <w:br/>
       <w:br/>
     </w:r>

--- a/tillsyn/A 954-2025 tillsynsbegäran.docx
+++ b/tillsyn/A 954-2025 tillsynsbegäran.docx
@@ -617,7 +617,7 @@
     <w:r>
       <w:tab/>
       <w:tab/>
-      <w:t>2025-02-27</w:t>
+      <w:t>2025-02-28</w:t>
       <w:br/>
       <w:br/>
     </w:r>

--- a/tillsyn/A 954-2025 tillsynsbegäran.docx
+++ b/tillsyn/A 954-2025 tillsynsbegäran.docx
@@ -617,7 +617,7 @@
     <w:r>
       <w:tab/>
       <w:tab/>
-      <w:t>2025-02-28</w:t>
+      <w:t>2025-03-01</w:t>
       <w:br/>
       <w:br/>
     </w:r>

--- a/tillsyn/A 954-2025 tillsynsbegäran.docx
+++ b/tillsyn/A 954-2025 tillsynsbegäran.docx
@@ -617,7 +617,7 @@
     <w:r>
       <w:tab/>
       <w:tab/>
-      <w:t>2025-03-01</w:t>
+      <w:t>2025-03-02</w:t>
       <w:br/>
       <w:br/>
     </w:r>

--- a/tillsyn/A 954-2025 tillsynsbegäran.docx
+++ b/tillsyn/A 954-2025 tillsynsbegäran.docx
@@ -617,7 +617,7 @@
     <w:r>
       <w:tab/>
       <w:tab/>
-      <w:t>2025-03-02</w:t>
+      <w:t>2025-03-03</w:t>
       <w:br/>
       <w:br/>
     </w:r>

--- a/tillsyn/A 954-2025 tillsynsbegäran.docx
+++ b/tillsyn/A 954-2025 tillsynsbegäran.docx
@@ -617,7 +617,7 @@
     <w:r>
       <w:tab/>
       <w:tab/>
-      <w:t>2025-03-03</w:t>
+      <w:t>2025-03-04</w:t>
       <w:br/>
       <w:br/>
     </w:r>

--- a/tillsyn/A 954-2025 tillsynsbegäran.docx
+++ b/tillsyn/A 954-2025 tillsynsbegäran.docx
@@ -617,7 +617,7 @@
     <w:r>
       <w:tab/>
       <w:tab/>
-      <w:t>2025-03-04</w:t>
+      <w:t>2025-03-05</w:t>
       <w:br/>
       <w:br/>
     </w:r>

--- a/tillsyn/A 954-2025 tillsynsbegäran.docx
+++ b/tillsyn/A 954-2025 tillsynsbegäran.docx
@@ -617,7 +617,7 @@
     <w:r>
       <w:tab/>
       <w:tab/>
-      <w:t>2025-03-05</w:t>
+      <w:t>2025-03-06</w:t>
       <w:br/>
       <w:br/>
     </w:r>

--- a/tillsyn/A 954-2025 tillsynsbegäran.docx
+++ b/tillsyn/A 954-2025 tillsynsbegäran.docx
@@ -617,7 +617,7 @@
     <w:r>
       <w:tab/>
       <w:tab/>
-      <w:t>2025-03-06</w:t>
+      <w:t>2025-03-07</w:t>
       <w:br/>
       <w:br/>
     </w:r>

--- a/tillsyn/A 954-2025 tillsynsbegäran.docx
+++ b/tillsyn/A 954-2025 tillsynsbegäran.docx
@@ -617,7 +617,7 @@
     <w:r>
       <w:tab/>
       <w:tab/>
-      <w:t>2025-03-07</w:t>
+      <w:t>2025-03-08</w:t>
       <w:br/>
       <w:br/>
     </w:r>

--- a/tillsyn/A 954-2025 tillsynsbegäran.docx
+++ b/tillsyn/A 954-2025 tillsynsbegäran.docx
@@ -617,7 +617,7 @@
     <w:r>
       <w:tab/>
       <w:tab/>
-      <w:t>2025-03-08</w:t>
+      <w:t>2025-03-09</w:t>
       <w:br/>
       <w:br/>
     </w:r>

--- a/tillsyn/A 954-2025 tillsynsbegäran.docx
+++ b/tillsyn/A 954-2025 tillsynsbegäran.docx
@@ -617,7 +617,7 @@
     <w:r>
       <w:tab/>
       <w:tab/>
-      <w:t>2025-03-09</w:t>
+      <w:t>2025-03-10</w:t>
       <w:br/>
       <w:br/>
     </w:r>

--- a/tillsyn/A 954-2025 tillsynsbegäran.docx
+++ b/tillsyn/A 954-2025 tillsynsbegäran.docx
@@ -617,7 +617,7 @@
     <w:r>
       <w:tab/>
       <w:tab/>
-      <w:t>2025-03-10</w:t>
+      <w:t>2025-03-11</w:t>
       <w:br/>
       <w:br/>
     </w:r>

--- a/tillsyn/A 954-2025 tillsynsbegäran.docx
+++ b/tillsyn/A 954-2025 tillsynsbegäran.docx
@@ -617,7 +617,7 @@
     <w:r>
       <w:tab/>
       <w:tab/>
-      <w:t>2025-03-11</w:t>
+      <w:t>2025-03-12</w:t>
       <w:br/>
       <w:br/>
     </w:r>

--- a/tillsyn/A 954-2025 tillsynsbegäran.docx
+++ b/tillsyn/A 954-2025 tillsynsbegäran.docx
@@ -617,7 +617,7 @@
     <w:r>
       <w:tab/>
       <w:tab/>
-      <w:t>2025-03-12</w:t>
+      <w:t>2025-03-13</w:t>
       <w:br/>
       <w:br/>
     </w:r>

--- a/tillsyn/A 954-2025 tillsynsbegäran.docx
+++ b/tillsyn/A 954-2025 tillsynsbegäran.docx
@@ -617,7 +617,7 @@
     <w:r>
       <w:tab/>
       <w:tab/>
-      <w:t>2025-03-13</w:t>
+      <w:t>2025-03-14</w:t>
       <w:br/>
       <w:br/>
     </w:r>

--- a/tillsyn/A 954-2025 tillsynsbegäran.docx
+++ b/tillsyn/A 954-2025 tillsynsbegäran.docx
@@ -617,7 +617,7 @@
     <w:r>
       <w:tab/>
       <w:tab/>
-      <w:t>2025-03-14</w:t>
+      <w:t>2025-03-15</w:t>
       <w:br/>
       <w:br/>
     </w:r>

--- a/tillsyn/A 954-2025 tillsynsbegäran.docx
+++ b/tillsyn/A 954-2025 tillsynsbegäran.docx
@@ -617,7 +617,7 @@
     <w:r>
       <w:tab/>
       <w:tab/>
-      <w:t>2025-03-15</w:t>
+      <w:t>2025-03-16</w:t>
       <w:br/>
       <w:br/>
     </w:r>

--- a/tillsyn/A 954-2025 tillsynsbegäran.docx
+++ b/tillsyn/A 954-2025 tillsynsbegäran.docx
@@ -617,7 +617,7 @@
     <w:r>
       <w:tab/>
       <w:tab/>
-      <w:t>2025-03-16</w:t>
+      <w:t>2025-03-17</w:t>
       <w:br/>
       <w:br/>
     </w:r>

--- a/tillsyn/A 954-2025 tillsynsbegäran.docx
+++ b/tillsyn/A 954-2025 tillsynsbegäran.docx
@@ -617,7 +617,7 @@
     <w:r>
       <w:tab/>
       <w:tab/>
-      <w:t>2025-03-17</w:t>
+      <w:t>2025-03-18</w:t>
       <w:br/>
       <w:br/>
     </w:r>

--- a/tillsyn/A 954-2025 tillsynsbegäran.docx
+++ b/tillsyn/A 954-2025 tillsynsbegäran.docx
@@ -617,7 +617,7 @@
     <w:r>
       <w:tab/>
       <w:tab/>
-      <w:t>2025-03-18</w:t>
+      <w:t>2025-03-19</w:t>
       <w:br/>
       <w:br/>
     </w:r>

--- a/tillsyn/A 954-2025 tillsynsbegäran.docx
+++ b/tillsyn/A 954-2025 tillsynsbegäran.docx
@@ -617,7 +617,7 @@
     <w:r>
       <w:tab/>
       <w:tab/>
-      <w:t>2025-03-19</w:t>
+      <w:t>2025-03-20</w:t>
       <w:br/>
       <w:br/>
     </w:r>

--- a/tillsyn/A 954-2025 tillsynsbegäran.docx
+++ b/tillsyn/A 954-2025 tillsynsbegäran.docx
@@ -617,7 +617,7 @@
     <w:r>
       <w:tab/>
       <w:tab/>
-      <w:t>2025-03-20</w:t>
+      <w:t>2025-03-21</w:t>
       <w:br/>
       <w:br/>
     </w:r>

--- a/tillsyn/A 954-2025 tillsynsbegäran.docx
+++ b/tillsyn/A 954-2025 tillsynsbegäran.docx
@@ -617,7 +617,7 @@
     <w:r>
       <w:tab/>
       <w:tab/>
-      <w:t>2025-03-21</w:t>
+      <w:t>2025-03-22</w:t>
       <w:br/>
       <w:br/>
     </w:r>

--- a/tillsyn/A 954-2025 tillsynsbegäran.docx
+++ b/tillsyn/A 954-2025 tillsynsbegäran.docx
@@ -617,7 +617,7 @@
     <w:r>
       <w:tab/>
       <w:tab/>
-      <w:t>2025-03-22</w:t>
+      <w:t>2025-03-23</w:t>
       <w:br/>
       <w:br/>
     </w:r>

--- a/tillsyn/A 954-2025 tillsynsbegäran.docx
+++ b/tillsyn/A 954-2025 tillsynsbegäran.docx
@@ -617,7 +617,7 @@
     <w:r>
       <w:tab/>
       <w:tab/>
-      <w:t>2025-03-23</w:t>
+      <w:t>2025-03-24</w:t>
       <w:br/>
       <w:br/>
     </w:r>

--- a/tillsyn/A 954-2025 tillsynsbegäran.docx
+++ b/tillsyn/A 954-2025 tillsynsbegäran.docx
@@ -617,7 +617,7 @@
     <w:r>
       <w:tab/>
       <w:tab/>
-      <w:t>2025-03-24</w:t>
+      <w:t>2025-03-25</w:t>
       <w:br/>
       <w:br/>
     </w:r>

--- a/tillsyn/A 954-2025 tillsynsbegäran.docx
+++ b/tillsyn/A 954-2025 tillsynsbegäran.docx
@@ -617,7 +617,7 @@
     <w:r>
       <w:tab/>
       <w:tab/>
-      <w:t>2025-03-25</w:t>
+      <w:t>2025-03-26</w:t>
       <w:br/>
       <w:br/>
     </w:r>

--- a/tillsyn/A 954-2025 tillsynsbegäran.docx
+++ b/tillsyn/A 954-2025 tillsynsbegäran.docx
@@ -617,7 +617,7 @@
     <w:r>
       <w:tab/>
       <w:tab/>
-      <w:t>2025-03-26</w:t>
+      <w:t>2025-03-27</w:t>
       <w:br/>
       <w:br/>
     </w:r>

--- a/tillsyn/A 954-2025 tillsynsbegäran.docx
+++ b/tillsyn/A 954-2025 tillsynsbegäran.docx
@@ -617,7 +617,7 @@
     <w:r>
       <w:tab/>
       <w:tab/>
-      <w:t>2025-03-27</w:t>
+      <w:t>2025-03-28</w:t>
       <w:br/>
       <w:br/>
     </w:r>

--- a/tillsyn/A 954-2025 tillsynsbegäran.docx
+++ b/tillsyn/A 954-2025 tillsynsbegäran.docx
@@ -617,7 +617,7 @@
     <w:r>
       <w:tab/>
       <w:tab/>
-      <w:t>2025-03-28</w:t>
+      <w:t>2025-03-29</w:t>
       <w:br/>
       <w:br/>
     </w:r>

--- a/tillsyn/A 954-2025 tillsynsbegäran.docx
+++ b/tillsyn/A 954-2025 tillsynsbegäran.docx
@@ -617,7 +617,7 @@
     <w:r>
       <w:tab/>
       <w:tab/>
-      <w:t>2025-04-02</w:t>
+      <w:t>2025-04-03</w:t>
       <w:br/>
       <w:br/>
     </w:r>

--- a/tillsyn/A 954-2025 tillsynsbegäran.docx
+++ b/tillsyn/A 954-2025 tillsynsbegäran.docx
@@ -617,7 +617,7 @@
     <w:r>
       <w:tab/>
       <w:tab/>
-      <w:t>2025-04-03</w:t>
+      <w:t>2025-04-05</w:t>
       <w:br/>
       <w:br/>
     </w:r>

--- a/tillsyn/A 954-2025 tillsynsbegäran.docx
+++ b/tillsyn/A 954-2025 tillsynsbegäran.docx
@@ -617,7 +617,7 @@
     <w:r>
       <w:tab/>
       <w:tab/>
-      <w:t>2025-04-05</w:t>
+      <w:t>2025-04-06</w:t>
       <w:br/>
       <w:br/>
     </w:r>

--- a/tillsyn/A 954-2025 tillsynsbegäran.docx
+++ b/tillsyn/A 954-2025 tillsynsbegäran.docx
@@ -617,7 +617,7 @@
     <w:r>
       <w:tab/>
       <w:tab/>
-      <w:t>2025-04-06</w:t>
+      <w:t>2025-04-07</w:t>
       <w:br/>
       <w:br/>
     </w:r>

--- a/tillsyn/A 954-2025 tillsynsbegäran.docx
+++ b/tillsyn/A 954-2025 tillsynsbegäran.docx
@@ -617,7 +617,7 @@
     <w:r>
       <w:tab/>
       <w:tab/>
-      <w:t>2025-04-07</w:t>
+      <w:t>2025-04-08</w:t>
       <w:br/>
       <w:br/>
     </w:r>

--- a/tillsyn/A 954-2025 tillsynsbegäran.docx
+++ b/tillsyn/A 954-2025 tillsynsbegäran.docx
@@ -617,7 +617,7 @@
     <w:r>
       <w:tab/>
       <w:tab/>
-      <w:t>2025-04-08</w:t>
+      <w:t>2025-04-09</w:t>
       <w:br/>
       <w:br/>
     </w:r>

--- a/tillsyn/A 954-2025 tillsynsbegäran.docx
+++ b/tillsyn/A 954-2025 tillsynsbegäran.docx
@@ -88,6 +88,17 @@
       </w:pPr>
       <w:r>
         <w:t>Figur 1. Fyndplatser för naturvårdsarter i det avverkningsanmälda området (röd linje). Markörer utan svart kant är placerade på fyndplatsen. Markörer med svart kant är placerade vid sidan av fyndplatsen och har ett svart streck som visar fyndplatsens exakta position. Kartans mittpunktskoordinat är N 6417513, E 566721 i SWEREF 99 TM.</w:t>
+      </w:r>
+    </w:p>
+    <w:p>
+      <w:r>
+        <w:rPr>
+          <w:b/>
+        </w:rPr>
+        <w:t>Grovticka</w:t>
+      </w:r>
+      <w:r>
+        <w:t xml:space="preserve"> är i skogslandskapet främst knuten till naturskogsartad äldre barrskog. Den är där en värdefull ”gammelskogsindikator” och påträffas mest vid tallar som är över 200 år gamla (Nitare &amp; Skogsstyrelsen, 2019).</w:t>
       </w:r>
     </w:p>
     <w:p>
@@ -310,7 +321,7 @@
         <w:t xml:space="preserve">Level and pattern of overstory retention interact to shape long-term responses of understories to timber harvest. </w:t>
       </w:r>
       <w:r>
-        <w:t xml:space="preserve">Ecological Applications, 22, 2049–2064 </w:t>
+        <w:t>Ecological Applications, 22, 2049–2064</w:t>
       </w:r>
     </w:p>
     <w:p>
@@ -379,7 +390,7 @@
     </w:p>
     <w:p>
       <w:r>
-        <w:t xml:space="preserve">Talltita är rödlistad som NT, fridlyst och prioriterad art i Skogsvårdslagen. Den omfattas av EU:s fågeldirektiv. Arten har minskat kraftigt de senaste 30 åren och minskningstakten innevarande 10-årsperiod beräknas till 20 (10–30) % (SLU Artdatabanken, 2022). </w:t>
+        <w:t>Talltita är rödlistad som NT, fridlyst och prioriterad art i Skogsvårdslagen. Den omfattas av EU:s fågeldirektiv. Arten har minskat kraftigt de senaste 30 åren och minskningstakten innevarande 10-årsperiod beräknas till 20 (10–30) % (SLU Artdatabanken, 2022).</w:t>
       </w:r>
     </w:p>
     <w:p>
@@ -416,7 +427,7 @@
         <w:t xml:space="preserve">Differential demographic responses of sympatric Parids to vegetation management in boreal forest. </w:t>
       </w:r>
       <w:r>
-        <w:t xml:space="preserve">For. Ecol. Manage. 319, 169–175. </w:t>
+        <w:t>For. Ecol. Manage. 319, 169–175.</w:t>
       </w:r>
     </w:p>
     <w:p>
@@ -430,7 +441,7 @@
         <w:t xml:space="preserve">Coherence, composition and territories of winter social groups of the Willow Tit Parus montanus and the Crested Tit P. cristatus. </w:t>
       </w:r>
       <w:r>
-        <w:t xml:space="preserve">Ornis Scandinavica, 10, pp 56–68 </w:t>
+        <w:t>Ornis Scandinavica, 10, pp 56–68</w:t>
       </w:r>
     </w:p>
     <w:p>
@@ -444,7 +455,7 @@
         <w:t xml:space="preserve">Impact of forestry practices on fitness correlates and population productivity in an open-nesting bird species. </w:t>
       </w:r>
       <w:r>
-        <w:t xml:space="preserve">Conserv. Biol. 21, 767–774. https://doi.org/10.1111/j.1523- 1739.2007.00675.x </w:t>
+        <w:t>Conserv. Biol. 21, 767–774. https://doi.org/10.1111/j.1523- 1739.2007.00675.x</w:t>
       </w:r>
     </w:p>
     <w:p>
@@ -617,7 +628,7 @@
     <w:r>
       <w:tab/>
       <w:tab/>
-      <w:t>2025-04-09</w:t>
+      <w:t>2025-04-10</w:t>
       <w:br/>
       <w:br/>
     </w:r>

--- a/tillsyn/A 954-2025 tillsynsbegäran.docx
+++ b/tillsyn/A 954-2025 tillsynsbegäran.docx
@@ -628,7 +628,7 @@
     <w:r>
       <w:tab/>
       <w:tab/>
-      <w:t>2025-04-10</w:t>
+      <w:t>2025-04-11</w:t>
       <w:br/>
       <w:br/>
     </w:r>

--- a/tillsyn/A 954-2025 tillsynsbegäran.docx
+++ b/tillsyn/A 954-2025 tillsynsbegäran.docx
@@ -628,7 +628,7 @@
     <w:r>
       <w:tab/>
       <w:tab/>
-      <w:t>2025-04-11</w:t>
+      <w:t>2025-04-12</w:t>
       <w:br/>
       <w:br/>
     </w:r>

--- a/tillsyn/A 954-2025 tillsynsbegäran.docx
+++ b/tillsyn/A 954-2025 tillsynsbegäran.docx
@@ -628,7 +628,7 @@
     <w:r>
       <w:tab/>
       <w:tab/>
-      <w:t>2025-04-12</w:t>
+      <w:t>2025-04-13</w:t>
       <w:br/>
       <w:br/>
     </w:r>

--- a/tillsyn/A 954-2025 tillsynsbegäran.docx
+++ b/tillsyn/A 954-2025 tillsynsbegäran.docx
@@ -628,7 +628,7 @@
     <w:r>
       <w:tab/>
       <w:tab/>
-      <w:t>2025-04-13</w:t>
+      <w:t>2025-04-14</w:t>
       <w:br/>
       <w:br/>
     </w:r>

--- a/tillsyn/A 954-2025 tillsynsbegäran.docx
+++ b/tillsyn/A 954-2025 tillsynsbegäran.docx
@@ -628,7 +628,7 @@
     <w:r>
       <w:tab/>
       <w:tab/>
-      <w:t>2025-04-14</w:t>
+      <w:t>2025-04-15</w:t>
       <w:br/>
       <w:br/>
     </w:r>

--- a/tillsyn/A 954-2025 tillsynsbegäran.docx
+++ b/tillsyn/A 954-2025 tillsynsbegäran.docx
@@ -628,7 +628,7 @@
     <w:r>
       <w:tab/>
       <w:tab/>
-      <w:t>2025-04-15</w:t>
+      <w:t>2025-04-16</w:t>
       <w:br/>
       <w:br/>
     </w:r>

--- a/tillsyn/A 954-2025 tillsynsbegäran.docx
+++ b/tillsyn/A 954-2025 tillsynsbegäran.docx
@@ -628,7 +628,7 @@
     <w:r>
       <w:tab/>
       <w:tab/>
-      <w:t>2025-04-16</w:t>
+      <w:t>2025-04-17</w:t>
       <w:br/>
       <w:br/>
     </w:r>

--- a/tillsyn/A 954-2025 tillsynsbegäran.docx
+++ b/tillsyn/A 954-2025 tillsynsbegäran.docx
@@ -628,7 +628,7 @@
     <w:r>
       <w:tab/>
       <w:tab/>
-      <w:t>2025-04-17</w:t>
+      <w:t>2025-04-18</w:t>
       <w:br/>
       <w:br/>
     </w:r>

--- a/tillsyn/A 954-2025 tillsynsbegäran.docx
+++ b/tillsyn/A 954-2025 tillsynsbegäran.docx
@@ -628,7 +628,7 @@
     <w:r>
       <w:tab/>
       <w:tab/>
-      <w:t>2025-04-18</w:t>
+      <w:t>2025-04-19</w:t>
       <w:br/>
       <w:br/>
     </w:r>

--- a/tillsyn/A 954-2025 tillsynsbegäran.docx
+++ b/tillsyn/A 954-2025 tillsynsbegäran.docx
@@ -628,7 +628,7 @@
     <w:r>
       <w:tab/>
       <w:tab/>
-      <w:t>2025-05-03</w:t>
+      <w:t>2025-05-04</w:t>
       <w:br/>
       <w:br/>
     </w:r>

--- a/tillsyn/A 954-2025 tillsynsbegäran.docx
+++ b/tillsyn/A 954-2025 tillsynsbegäran.docx
@@ -628,7 +628,7 @@
     <w:r>
       <w:tab/>
       <w:tab/>
-      <w:t>2025-05-04</w:t>
+      <w:t>2025-05-06</w:t>
       <w:br/>
       <w:br/>
     </w:r>

--- a/tillsyn/A 954-2025 tillsynsbegäran.docx
+++ b/tillsyn/A 954-2025 tillsynsbegäran.docx
@@ -628,7 +628,7 @@
     <w:r>
       <w:tab/>
       <w:tab/>
-      <w:t>2025-05-06</w:t>
+      <w:t>2025-05-07</w:t>
       <w:br/>
       <w:br/>
     </w:r>

--- a/tillsyn/A 954-2025 tillsynsbegäran.docx
+++ b/tillsyn/A 954-2025 tillsynsbegäran.docx
@@ -628,7 +628,7 @@
     <w:r>
       <w:tab/>
       <w:tab/>
-      <w:t>2025-05-07</w:t>
+      <w:t>2025-05-08</w:t>
       <w:br/>
       <w:br/>
     </w:r>

--- a/tillsyn/A 954-2025 tillsynsbegäran.docx
+++ b/tillsyn/A 954-2025 tillsynsbegäran.docx
@@ -628,7 +628,7 @@
     <w:r>
       <w:tab/>
       <w:tab/>
-      <w:t>2025-05-08</w:t>
+      <w:t>2025-05-09</w:t>
       <w:br/>
       <w:br/>
     </w:r>

--- a/tillsyn/A 954-2025 tillsynsbegäran.docx
+++ b/tillsyn/A 954-2025 tillsynsbegäran.docx
@@ -628,7 +628,7 @@
     <w:r>
       <w:tab/>
       <w:tab/>
-      <w:t>2025-05-09</w:t>
+      <w:t>2025-05-10</w:t>
       <w:br/>
       <w:br/>
     </w:r>

--- a/tillsyn/A 954-2025 tillsynsbegäran.docx
+++ b/tillsyn/A 954-2025 tillsynsbegäran.docx
@@ -628,7 +628,7 @@
     <w:r>
       <w:tab/>
       <w:tab/>
-      <w:t>2025-05-10</w:t>
+      <w:t>2025-05-11</w:t>
       <w:br/>
       <w:br/>
     </w:r>

--- a/tillsyn/A 954-2025 tillsynsbegäran.docx
+++ b/tillsyn/A 954-2025 tillsynsbegäran.docx
@@ -628,7 +628,7 @@
     <w:r>
       <w:tab/>
       <w:tab/>
-      <w:t>2025-05-11</w:t>
+      <w:t>2025-05-12</w:t>
       <w:br/>
       <w:br/>
     </w:r>

--- a/tillsyn/A 954-2025 tillsynsbegäran.docx
+++ b/tillsyn/A 954-2025 tillsynsbegäran.docx
@@ -628,7 +628,7 @@
     <w:r>
       <w:tab/>
       <w:tab/>
-      <w:t>2025-05-12</w:t>
+      <w:t>2025-05-13</w:t>
       <w:br/>
       <w:br/>
     </w:r>

--- a/tillsyn/A 954-2025 tillsynsbegäran.docx
+++ b/tillsyn/A 954-2025 tillsynsbegäran.docx
@@ -628,7 +628,7 @@
     <w:r>
       <w:tab/>
       <w:tab/>
-      <w:t>2025-05-13</w:t>
+      <w:t>2025-05-14</w:t>
       <w:br/>
       <w:br/>
     </w:r>

--- a/tillsyn/A 954-2025 tillsynsbegäran.docx
+++ b/tillsyn/A 954-2025 tillsynsbegäran.docx
@@ -628,7 +628,7 @@
     <w:r>
       <w:tab/>
       <w:tab/>
-      <w:t>2025-05-14</w:t>
+      <w:t>2025-05-15</w:t>
       <w:br/>
       <w:br/>
     </w:r>

--- a/tillsyn/A 954-2025 tillsynsbegäran.docx
+++ b/tillsyn/A 954-2025 tillsynsbegäran.docx
@@ -628,7 +628,7 @@
     <w:r>
       <w:tab/>
       <w:tab/>
-      <w:t>2025-05-15</w:t>
+      <w:t>2025-05-16</w:t>
       <w:br/>
       <w:br/>
     </w:r>

--- a/tillsyn/A 954-2025 tillsynsbegäran.docx
+++ b/tillsyn/A 954-2025 tillsynsbegäran.docx
@@ -628,7 +628,7 @@
     <w:r>
       <w:tab/>
       <w:tab/>
-      <w:t>2025-05-16</w:t>
+      <w:t>2025-05-17</w:t>
       <w:br/>
       <w:br/>
     </w:r>

--- a/tillsyn/A 954-2025 tillsynsbegäran.docx
+++ b/tillsyn/A 954-2025 tillsynsbegäran.docx
@@ -628,7 +628,7 @@
     <w:r>
       <w:tab/>
       <w:tab/>
-      <w:t>2025-05-17</w:t>
+      <w:t>2025-05-18</w:t>
       <w:br/>
       <w:br/>
     </w:r>

--- a/tillsyn/A 954-2025 tillsynsbegäran.docx
+++ b/tillsyn/A 954-2025 tillsynsbegäran.docx
@@ -628,7 +628,7 @@
     <w:r>
       <w:tab/>
       <w:tab/>
-      <w:t>2025-05-18</w:t>
+      <w:t>2025-05-19</w:t>
       <w:br/>
       <w:br/>
     </w:r>

--- a/tillsyn/A 954-2025 tillsynsbegäran.docx
+++ b/tillsyn/A 954-2025 tillsynsbegäran.docx
@@ -628,7 +628,7 @@
     <w:r>
       <w:tab/>
       <w:tab/>
-      <w:t>2025-05-19</w:t>
+      <w:t>2025-05-20</w:t>
       <w:br/>
       <w:br/>
     </w:r>

--- a/tillsyn/A 954-2025 tillsynsbegäran.docx
+++ b/tillsyn/A 954-2025 tillsynsbegäran.docx
@@ -628,7 +628,7 @@
     <w:r>
       <w:tab/>
       <w:tab/>
-      <w:t>2025-05-20</w:t>
+      <w:t>2025-05-21</w:t>
       <w:br/>
       <w:br/>
     </w:r>

--- a/tillsyn/A 954-2025 tillsynsbegäran.docx
+++ b/tillsyn/A 954-2025 tillsynsbegäran.docx
@@ -628,7 +628,7 @@
     <w:r>
       <w:tab/>
       <w:tab/>
-      <w:t>2025-05-21</w:t>
+      <w:t>2025-05-22</w:t>
       <w:br/>
       <w:br/>
     </w:r>

--- a/tillsyn/A 954-2025 tillsynsbegäran.docx
+++ b/tillsyn/A 954-2025 tillsynsbegäran.docx
@@ -628,7 +628,7 @@
     <w:r>
       <w:tab/>
       <w:tab/>
-      <w:t>2025-05-22</w:t>
+      <w:t>2025-05-23</w:t>
       <w:br/>
       <w:br/>
     </w:r>

--- a/tillsyn/A 954-2025 tillsynsbegäran.docx
+++ b/tillsyn/A 954-2025 tillsynsbegäran.docx
@@ -628,7 +628,7 @@
     <w:r>
       <w:tab/>
       <w:tab/>
-      <w:t>2025-05-23</w:t>
+      <w:t>2025-05-24</w:t>
       <w:br/>
       <w:br/>
     </w:r>

--- a/tillsyn/A 954-2025 tillsynsbegäran.docx
+++ b/tillsyn/A 954-2025 tillsynsbegäran.docx
@@ -628,7 +628,7 @@
     <w:r>
       <w:tab/>
       <w:tab/>
-      <w:t>2025-05-24</w:t>
+      <w:t>2025-05-25</w:t>
       <w:br/>
       <w:br/>
     </w:r>

--- a/tillsyn/A 954-2025 tillsynsbegäran.docx
+++ b/tillsyn/A 954-2025 tillsynsbegäran.docx
@@ -628,7 +628,7 @@
     <w:r>
       <w:tab/>
       <w:tab/>
-      <w:t>2025-05-25</w:t>
+      <w:t>2025-05-26</w:t>
       <w:br/>
       <w:br/>
     </w:r>

--- a/tillsyn/A 954-2025 tillsynsbegäran.docx
+++ b/tillsyn/A 954-2025 tillsynsbegäran.docx
@@ -628,7 +628,7 @@
     <w:r>
       <w:tab/>
       <w:tab/>
-      <w:t>2025-05-26</w:t>
+      <w:t>2025-05-27</w:t>
       <w:br/>
       <w:br/>
     </w:r>

--- a/tillsyn/A 954-2025 tillsynsbegäran.docx
+++ b/tillsyn/A 954-2025 tillsynsbegäran.docx
@@ -628,7 +628,7 @@
     <w:r>
       <w:tab/>
       <w:tab/>
-      <w:t>2025-05-27</w:t>
+      <w:t>2025-05-30</w:t>
       <w:br/>
       <w:br/>
     </w:r>

--- a/tillsyn/A 954-2025 tillsynsbegäran.docx
+++ b/tillsyn/A 954-2025 tillsynsbegäran.docx
@@ -628,7 +628,7 @@
     <w:r>
       <w:tab/>
       <w:tab/>
-      <w:t>2025-05-30</w:t>
+      <w:t>2025-06-01</w:t>
       <w:br/>
       <w:br/>
     </w:r>

--- a/tillsyn/A 954-2025 tillsynsbegäran.docx
+++ b/tillsyn/A 954-2025 tillsynsbegäran.docx
@@ -628,7 +628,7 @@
     <w:r>
       <w:tab/>
       <w:tab/>
-      <w:t>2025-06-01</w:t>
+      <w:t>2025-06-02</w:t>
       <w:br/>
       <w:br/>
     </w:r>

--- a/tillsyn/A 954-2025 tillsynsbegäran.docx
+++ b/tillsyn/A 954-2025 tillsynsbegäran.docx
@@ -628,7 +628,7 @@
     <w:r>
       <w:tab/>
       <w:tab/>
-      <w:t>2025-06-02</w:t>
+      <w:t>2025-06-03</w:t>
       <w:br/>
       <w:br/>
     </w:r>

--- a/tillsyn/A 954-2025 tillsynsbegäran.docx
+++ b/tillsyn/A 954-2025 tillsynsbegäran.docx
@@ -628,7 +628,7 @@
     <w:r>
       <w:tab/>
       <w:tab/>
-      <w:t>2025-06-03</w:t>
+      <w:t>2025-06-04</w:t>
       <w:br/>
       <w:br/>
     </w:r>

--- a/tillsyn/A 954-2025 tillsynsbegäran.docx
+++ b/tillsyn/A 954-2025 tillsynsbegäran.docx
@@ -628,7 +628,7 @@
     <w:r>
       <w:tab/>
       <w:tab/>
-      <w:t>2025-06-04</w:t>
+      <w:t>2025-06-05</w:t>
       <w:br/>
       <w:br/>
     </w:r>

--- a/tillsyn/A 954-2025 tillsynsbegäran.docx
+++ b/tillsyn/A 954-2025 tillsynsbegäran.docx
@@ -628,7 +628,7 @@
     <w:r>
       <w:tab/>
       <w:tab/>
-      <w:t>2025-06-05</w:t>
+      <w:t>2025-06-13</w:t>
       <w:br/>
       <w:br/>
     </w:r>

--- a/tillsyn/A 954-2025 tillsynsbegäran.docx
+++ b/tillsyn/A 954-2025 tillsynsbegäran.docx
@@ -628,7 +628,7 @@
     <w:r>
       <w:tab/>
       <w:tab/>
-      <w:t>2025-06-13</w:t>
+      <w:t>2025-06-15</w:t>
       <w:br/>
       <w:br/>
     </w:r>

--- a/tillsyn/A 954-2025 tillsynsbegäran.docx
+++ b/tillsyn/A 954-2025 tillsynsbegäran.docx
@@ -628,7 +628,7 @@
     <w:r>
       <w:tab/>
       <w:tab/>
-      <w:t>2025-06-15</w:t>
+      <w:t>2025-06-16</w:t>
       <w:br/>
       <w:br/>
     </w:r>

--- a/tillsyn/A 954-2025 tillsynsbegäran.docx
+++ b/tillsyn/A 954-2025 tillsynsbegäran.docx
@@ -628,7 +628,7 @@
     <w:r>
       <w:tab/>
       <w:tab/>
-      <w:t>2025-06-16</w:t>
+      <w:t>2025-06-17</w:t>
       <w:br/>
       <w:br/>
     </w:r>

--- a/tillsyn/A 954-2025 tillsynsbegäran.docx
+++ b/tillsyn/A 954-2025 tillsynsbegäran.docx
@@ -628,7 +628,7 @@
     <w:r>
       <w:tab/>
       <w:tab/>
-      <w:t>2025-06-17</w:t>
+      <w:t>2025-06-18</w:t>
       <w:br/>
       <w:br/>
     </w:r>

--- a/tillsyn/A 954-2025 tillsynsbegäran.docx
+++ b/tillsyn/A 954-2025 tillsynsbegäran.docx
@@ -628,7 +628,7 @@
     <w:r>
       <w:tab/>
       <w:tab/>
-      <w:t>2025-06-18</w:t>
+      <w:t>2025-06-19</w:t>
       <w:br/>
       <w:br/>
     </w:r>

--- a/tillsyn/A 954-2025 tillsynsbegäran.docx
+++ b/tillsyn/A 954-2025 tillsynsbegäran.docx
@@ -628,7 +628,7 @@
     <w:r>
       <w:tab/>
       <w:tab/>
-      <w:t>2025-06-19</w:t>
+      <w:t>2025-06-20</w:t>
       <w:br/>
       <w:br/>
     </w:r>

--- a/tillsyn/A 954-2025 tillsynsbegäran.docx
+++ b/tillsyn/A 954-2025 tillsynsbegäran.docx
@@ -628,7 +628,7 @@
     <w:r>
       <w:tab/>
       <w:tab/>
-      <w:t>2025-06-20</w:t>
+      <w:t>2025-06-21</w:t>
       <w:br/>
       <w:br/>
     </w:r>

--- a/tillsyn/A 954-2025 tillsynsbegäran.docx
+++ b/tillsyn/A 954-2025 tillsynsbegäran.docx
@@ -628,7 +628,7 @@
     <w:r>
       <w:tab/>
       <w:tab/>
-      <w:t>2025-06-21</w:t>
+      <w:t>2025-06-22</w:t>
       <w:br/>
       <w:br/>
     </w:r>

--- a/tillsyn/A 954-2025 tillsynsbegäran.docx
+++ b/tillsyn/A 954-2025 tillsynsbegäran.docx
@@ -628,7 +628,7 @@
     <w:r>
       <w:tab/>
       <w:tab/>
-      <w:t>2025-06-22</w:t>
+      <w:t>2025-06-23</w:t>
       <w:br/>
       <w:br/>
     </w:r>

--- a/tillsyn/A 954-2025 tillsynsbegäran.docx
+++ b/tillsyn/A 954-2025 tillsynsbegäran.docx
@@ -628,7 +628,7 @@
     <w:r>
       <w:tab/>
       <w:tab/>
-      <w:t>2025-06-23</w:t>
+      <w:t>2025-06-24</w:t>
       <w:br/>
       <w:br/>
     </w:r>

--- a/tillsyn/A 954-2025 tillsynsbegäran.docx
+++ b/tillsyn/A 954-2025 tillsynsbegäran.docx
@@ -628,7 +628,7 @@
     <w:r>
       <w:tab/>
       <w:tab/>
-      <w:t>2025-06-24</w:t>
+      <w:t>2025-06-25</w:t>
       <w:br/>
       <w:br/>
     </w:r>

--- a/tillsyn/A 954-2025 tillsynsbegäran.docx
+++ b/tillsyn/A 954-2025 tillsynsbegäran.docx
@@ -628,7 +628,7 @@
     <w:r>
       <w:tab/>
       <w:tab/>
-      <w:t>2025-06-25</w:t>
+      <w:t>2025-06-26</w:t>
       <w:br/>
       <w:br/>
     </w:r>

--- a/tillsyn/A 954-2025 tillsynsbegäran.docx
+++ b/tillsyn/A 954-2025 tillsynsbegäran.docx
@@ -628,7 +628,7 @@
     <w:r>
       <w:tab/>
       <w:tab/>
-      <w:t>2025-06-26</w:t>
+      <w:t>2025-06-27</w:t>
       <w:br/>
       <w:br/>
     </w:r>

--- a/tillsyn/A 954-2025 tillsynsbegäran.docx
+++ b/tillsyn/A 954-2025 tillsynsbegäran.docx
@@ -628,7 +628,7 @@
     <w:r>
       <w:tab/>
       <w:tab/>
-      <w:t>2025-06-27</w:t>
+      <w:t>2025-06-28</w:t>
       <w:br/>
       <w:br/>
     </w:r>

--- a/tillsyn/A 954-2025 tillsynsbegäran.docx
+++ b/tillsyn/A 954-2025 tillsynsbegäran.docx
@@ -628,7 +628,7 @@
     <w:r>
       <w:tab/>
       <w:tab/>
-      <w:t>2025-06-28</w:t>
+      <w:t>2025-06-29</w:t>
       <w:br/>
       <w:br/>
     </w:r>

--- a/tillsyn/A 954-2025 tillsynsbegäran.docx
+++ b/tillsyn/A 954-2025 tillsynsbegäran.docx
@@ -628,7 +628,7 @@
     <w:r>
       <w:tab/>
       <w:tab/>
-      <w:t>2025-06-29</w:t>
+      <w:t>2025-06-30</w:t>
       <w:br/>
       <w:br/>
     </w:r>

--- a/tillsyn/A 954-2025 tillsynsbegäran.docx
+++ b/tillsyn/A 954-2025 tillsynsbegäran.docx
@@ -628,7 +628,7 @@
     <w:r>
       <w:tab/>
       <w:tab/>
-      <w:t>2025-06-30</w:t>
+      <w:t>2025-07-01</w:t>
       <w:br/>
       <w:br/>
     </w:r>

--- a/tillsyn/A 954-2025 tillsynsbegäran.docx
+++ b/tillsyn/A 954-2025 tillsynsbegäran.docx
@@ -628,7 +628,7 @@
     <w:r>
       <w:tab/>
       <w:tab/>
-      <w:t>2025-07-01</w:t>
+      <w:t>2025-07-02</w:t>
       <w:br/>
       <w:br/>
     </w:r>

--- a/tillsyn/A 954-2025 tillsynsbegäran.docx
+++ b/tillsyn/A 954-2025 tillsynsbegäran.docx
@@ -628,7 +628,7 @@
     <w:r>
       <w:tab/>
       <w:tab/>
-      <w:t>2025-07-02</w:t>
+      <w:t>2025-07-03</w:t>
       <w:br/>
       <w:br/>
     </w:r>

--- a/tillsyn/A 954-2025 tillsynsbegäran.docx
+++ b/tillsyn/A 954-2025 tillsynsbegäran.docx
@@ -628,7 +628,7 @@
     <w:r>
       <w:tab/>
       <w:tab/>
-      <w:t>2025-07-03</w:t>
+      <w:t>2025-07-04</w:t>
       <w:br/>
       <w:br/>
     </w:r>

--- a/tillsyn/A 954-2025 tillsynsbegäran.docx
+++ b/tillsyn/A 954-2025 tillsynsbegäran.docx
@@ -628,7 +628,7 @@
     <w:r>
       <w:tab/>
       <w:tab/>
-      <w:t>2025-07-04</w:t>
+      <w:t>2025-07-05</w:t>
       <w:br/>
       <w:br/>
     </w:r>

--- a/tillsyn/A 954-2025 tillsynsbegäran.docx
+++ b/tillsyn/A 954-2025 tillsynsbegäran.docx
@@ -628,7 +628,7 @@
     <w:r>
       <w:tab/>
       <w:tab/>
-      <w:t>2025-07-05</w:t>
+      <w:t>2025-07-06</w:t>
       <w:br/>
       <w:br/>
     </w:r>

--- a/tillsyn/A 954-2025 tillsynsbegäran.docx
+++ b/tillsyn/A 954-2025 tillsynsbegäran.docx
@@ -628,7 +628,7 @@
     <w:r>
       <w:tab/>
       <w:tab/>
-      <w:t>2025-07-06</w:t>
+      <w:t>2025-07-07</w:t>
       <w:br/>
       <w:br/>
     </w:r>

--- a/tillsyn/A 954-2025 tillsynsbegäran.docx
+++ b/tillsyn/A 954-2025 tillsynsbegäran.docx
@@ -628,7 +628,7 @@
     <w:r>
       <w:tab/>
       <w:tab/>
-      <w:t>2025-07-07</w:t>
+      <w:t>2025-07-08</w:t>
       <w:br/>
       <w:br/>
     </w:r>

--- a/tillsyn/A 954-2025 tillsynsbegäran.docx
+++ b/tillsyn/A 954-2025 tillsynsbegäran.docx
@@ -628,7 +628,7 @@
     <w:r>
       <w:tab/>
       <w:tab/>
-      <w:t>2025-07-08</w:t>
+      <w:t>2025-07-09</w:t>
       <w:br/>
       <w:br/>
     </w:r>

--- a/tillsyn/A 954-2025 tillsynsbegäran.docx
+++ b/tillsyn/A 954-2025 tillsynsbegäran.docx
@@ -628,7 +628,7 @@
     <w:r>
       <w:tab/>
       <w:tab/>
-      <w:t>2025-07-09</w:t>
+      <w:t>2025-07-11</w:t>
       <w:br/>
       <w:br/>
     </w:r>

--- a/tillsyn/A 954-2025 tillsynsbegäran.docx
+++ b/tillsyn/A 954-2025 tillsynsbegäran.docx
@@ -628,7 +628,7 @@
     <w:r>
       <w:tab/>
       <w:tab/>
-      <w:t>2025-07-11</w:t>
+      <w:t>2025-07-12</w:t>
       <w:br/>
       <w:br/>
     </w:r>

--- a/tillsyn/A 954-2025 tillsynsbegäran.docx
+++ b/tillsyn/A 954-2025 tillsynsbegäran.docx
@@ -628,7 +628,7 @@
     <w:r>
       <w:tab/>
       <w:tab/>
-      <w:t>2025-07-12</w:t>
+      <w:t>2025-07-13</w:t>
       <w:br/>
       <w:br/>
     </w:r>

--- a/tillsyn/A 954-2025 tillsynsbegäran.docx
+++ b/tillsyn/A 954-2025 tillsynsbegäran.docx
@@ -628,7 +628,7 @@
     <w:r>
       <w:tab/>
       <w:tab/>
-      <w:t>2025-07-13</w:t>
+      <w:t>2025-07-14</w:t>
       <w:br/>
       <w:br/>
     </w:r>

--- a/tillsyn/A 954-2025 tillsynsbegäran.docx
+++ b/tillsyn/A 954-2025 tillsynsbegäran.docx
@@ -666,7 +666,7 @@
     <w:r>
       <w:tab/>
       <w:tab/>
-      <w:t>2025-08-06</w:t>
+      <w:t>2025-08-09</w:t>
       <w:br/>
       <w:br/>
     </w:r>
